--- a/bases/Wim_Du/projects/IMDEV-9314 ПроблемаРегл/Тест в 1 поток физиков не рду.docx
+++ b/bases/Wim_Du/projects/IMDEV-9314 ПроблемаРегл/Тест в 1 поток физиков не рду.docx
@@ -31,7 +31,8 @@
       </w:pPr>
       <w:r>
         <w:rPr>
-          <w:lang w:val="ru-RU"/>
+          <w:noProof/>
+          <w:lang w:val="ru-RU" w:eastAsia="ru-RU"/>
         </w:rPr>
         <w:drawing>
           <wp:inline distT="0" distB="0" distL="0" distR="0" wp14:anchorId="0B55D0BB" wp14:editId="32DC42E9">
@@ -76,6 +77,974 @@
           <w:lang w:val="ru-RU"/>
         </w:rPr>
       </w:pPr>
+      <w:r>
+        <w:rPr>
+          <w:lang w:val="ru-RU"/>
+        </w:rPr>
+        <w:t>Завершено</w:t>
+      </w:r>
+    </w:p>
+    <w:p>
+      <w:pPr>
+        <w:rPr>
+          <w:lang w:val="ru-RU"/>
+        </w:rPr>
+      </w:pPr>
+      <w:r>
+        <w:rPr>
+          <w:lang w:val="ru-RU"/>
+        </w:rPr>
+        <w:drawing>
+          <wp:inline distT="0" distB="0" distL="0" distR="0" wp14:anchorId="4F1A10D9" wp14:editId="0BAB2E46">
+            <wp:extent cx="6152515" cy="2306955"/>
+            <wp:effectExtent l="0" t="0" r="635" b="0"/>
+            <wp:docPr id="2" name="Picture 2"/>
+            <wp:cNvGraphicFramePr>
+              <a:graphicFrameLocks xmlns:a="http://schemas.openxmlformats.org/drawingml/2006/main" noChangeAspect="1"/>
+            </wp:cNvGraphicFramePr>
+            <a:graphic xmlns:a="http://schemas.openxmlformats.org/drawingml/2006/main">
+              <a:graphicData uri="http://schemas.openxmlformats.org/drawingml/2006/picture">
+                <pic:pic xmlns:pic="http://schemas.openxmlformats.org/drawingml/2006/picture">
+                  <pic:nvPicPr>
+                    <pic:cNvPr id="1" name=""/>
+                    <pic:cNvPicPr/>
+                  </pic:nvPicPr>
+                  <pic:blipFill>
+                    <a:blip r:embed="rId5"/>
+                    <a:stretch>
+                      <a:fillRect/>
+                    </a:stretch>
+                  </pic:blipFill>
+                  <pic:spPr>
+                    <a:xfrm>
+                      <a:off x="0" y="0"/>
+                      <a:ext cx="6152515" cy="2306955"/>
+                    </a:xfrm>
+                    <a:prstGeom prst="rect">
+                      <a:avLst/>
+                    </a:prstGeom>
+                  </pic:spPr>
+                </pic:pic>
+              </a:graphicData>
+            </a:graphic>
+          </wp:inline>
+        </w:drawing>
+      </w:r>
+    </w:p>
+    <w:p>
+      <w:pPr>
+        <w:rPr>
+          <w:lang w:val="ru-RU"/>
+        </w:rPr>
+      </w:pPr>
+      <w:r>
+        <w:rPr>
+          <w:lang w:val="ru-RU"/>
+        </w:rPr>
+        <w:t>Начало:</w:t>
+      </w:r>
+      <w:r>
+        <w:t xml:space="preserve"> </w:t>
+      </w:r>
+      <w:r>
+        <w:rPr>
+          <w:lang w:val="ru-RU"/>
+        </w:rPr>
+        <w:t>12.08.2026 19:15:00</w:t>
+      </w:r>
+    </w:p>
+    <w:p>
+      <w:pPr>
+        <w:rPr>
+          <w:lang w:val="ru-RU"/>
+        </w:rPr>
+      </w:pPr>
+      <w:r>
+        <w:rPr>
+          <w:lang w:val="ru-RU"/>
+        </w:rPr>
+        <w:t xml:space="preserve">Окончание: </w:t>
+      </w:r>
+      <w:r>
+        <w:rPr>
+          <w:lang w:val="ru-RU"/>
+        </w:rPr>
+        <w:t>13.08.2026 0:13:49</w:t>
+      </w:r>
+    </w:p>
+    <w:p>
+      <w:pPr>
+        <w:rPr>
+          <w:lang w:val="ru-RU"/>
+        </w:rPr>
+      </w:pPr>
+      <w:r>
+        <w:rPr>
+          <w:lang w:val="ru-RU"/>
+        </w:rPr>
+        <w:t xml:space="preserve">Проблемы: </w:t>
+      </w:r>
+      <w:proofErr w:type="spellStart"/>
+      <w:r>
+        <w:rPr>
+          <w:lang w:val="ru-RU"/>
+        </w:rPr>
+        <w:t>УстановкаКотировокЦБ</w:t>
+      </w:r>
+      <w:proofErr w:type="spellEnd"/>
+    </w:p>
+    <w:p>
+      <w:pPr>
+        <w:rPr>
+          <w:lang w:val="ru-RU"/>
+        </w:rPr>
+      </w:pPr>
+      <w:r>
+        <w:rPr>
+          <w:lang w:val="ru-RU"/>
+        </w:rPr>
+        <w:drawing>
+          <wp:inline distT="0" distB="0" distL="0" distR="0" wp14:anchorId="77C9A5B5" wp14:editId="3351C51E">
+            <wp:extent cx="6152515" cy="572770"/>
+            <wp:effectExtent l="0" t="0" r="635" b="0"/>
+            <wp:docPr id="3" name="Picture 3"/>
+            <wp:cNvGraphicFramePr>
+              <a:graphicFrameLocks xmlns:a="http://schemas.openxmlformats.org/drawingml/2006/main" noChangeAspect="1"/>
+            </wp:cNvGraphicFramePr>
+            <a:graphic xmlns:a="http://schemas.openxmlformats.org/drawingml/2006/main">
+              <a:graphicData uri="http://schemas.openxmlformats.org/drawingml/2006/picture">
+                <pic:pic xmlns:pic="http://schemas.openxmlformats.org/drawingml/2006/picture">
+                  <pic:nvPicPr>
+                    <pic:cNvPr id="1" name=""/>
+                    <pic:cNvPicPr/>
+                  </pic:nvPicPr>
+                  <pic:blipFill>
+                    <a:blip r:embed="rId6"/>
+                    <a:stretch>
+                      <a:fillRect/>
+                    </a:stretch>
+                  </pic:blipFill>
+                  <pic:spPr>
+                    <a:xfrm>
+                      <a:off x="0" y="0"/>
+                      <a:ext cx="6152515" cy="572770"/>
+                    </a:xfrm>
+                    <a:prstGeom prst="rect">
+                      <a:avLst/>
+                    </a:prstGeom>
+                  </pic:spPr>
+                </pic:pic>
+              </a:graphicData>
+            </a:graphic>
+          </wp:inline>
+        </w:drawing>
+      </w:r>
+    </w:p>
+    <w:p>
+      <w:pPr>
+        <w:rPr>
+          <w:sz w:val="12"/>
+          <w:szCs w:val="12"/>
+          <w:lang w:val="ru-RU"/>
+        </w:rPr>
+      </w:pPr>
+      <w:proofErr w:type="spellStart"/>
+      <w:r>
+        <w:rPr>
+          <w:sz w:val="12"/>
+          <w:szCs w:val="12"/>
+          <w:lang w:val="ru-RU"/>
+        </w:rPr>
+        <w:t>Документ.УстановкаКотировокЦБ.МодульОбъекта</w:t>
+      </w:r>
+      <w:proofErr w:type="spellEnd"/>
+      <w:r>
+        <w:rPr>
+          <w:sz w:val="12"/>
+          <w:szCs w:val="12"/>
+          <w:lang w:val="ru-RU"/>
+        </w:rPr>
+        <w:tab/>
+        <w:t>562</w:t>
+      </w:r>
+      <w:r>
+        <w:rPr>
+          <w:sz w:val="12"/>
+          <w:szCs w:val="12"/>
+          <w:lang w:val="ru-RU"/>
+        </w:rPr>
+        <w:tab/>
+      </w:r>
+      <w:proofErr w:type="spellStart"/>
+      <w:r>
+        <w:rPr>
+          <w:sz w:val="12"/>
+          <w:szCs w:val="12"/>
+          <w:lang w:val="ru-RU"/>
+        </w:rPr>
+        <w:t>Запрос.Выполнить</w:t>
+      </w:r>
+      <w:proofErr w:type="spellEnd"/>
+      <w:r>
+        <w:rPr>
+          <w:sz w:val="12"/>
+          <w:szCs w:val="12"/>
+          <w:lang w:val="ru-RU"/>
+        </w:rPr>
+        <w:t>();</w:t>
+      </w:r>
+      <w:r>
+        <w:rPr>
+          <w:sz w:val="12"/>
+          <w:szCs w:val="12"/>
+          <w:lang w:val="ru-RU"/>
+        </w:rPr>
+        <w:tab/>
+        <w:t>2 195</w:t>
+      </w:r>
+      <w:r>
+        <w:rPr>
+          <w:sz w:val="12"/>
+          <w:szCs w:val="12"/>
+          <w:lang w:val="ru-RU"/>
+        </w:rPr>
+        <w:tab/>
+        <w:t>3 652,309382</w:t>
+      </w:r>
+      <w:r>
+        <w:rPr>
+          <w:sz w:val="12"/>
+          <w:szCs w:val="12"/>
+          <w:lang w:val="ru-RU"/>
+        </w:rPr>
+        <w:tab/>
+        <w:t>21,08</w:t>
+      </w:r>
+    </w:p>
+    <w:p>
+      <w:pPr>
+        <w:rPr>
+          <w:sz w:val="12"/>
+          <w:szCs w:val="12"/>
+          <w:lang w:val="ru-RU"/>
+        </w:rPr>
+      </w:pPr>
+      <w:proofErr w:type="spellStart"/>
+      <w:r>
+        <w:rPr>
+          <w:sz w:val="12"/>
+          <w:szCs w:val="12"/>
+          <w:lang w:val="ru-RU"/>
+        </w:rPr>
+        <w:t>Документ.УстановкаКотировокЦБ.МодульОбъекта</w:t>
+      </w:r>
+      <w:proofErr w:type="spellEnd"/>
+      <w:r>
+        <w:rPr>
+          <w:sz w:val="12"/>
+          <w:szCs w:val="12"/>
+          <w:lang w:val="ru-RU"/>
+        </w:rPr>
+        <w:tab/>
+        <w:t>404</w:t>
+      </w:r>
+      <w:r>
+        <w:rPr>
+          <w:sz w:val="12"/>
+          <w:szCs w:val="12"/>
+          <w:lang w:val="ru-RU"/>
+        </w:rPr>
+        <w:tab/>
+      </w:r>
+      <w:proofErr w:type="spellStart"/>
+      <w:r>
+        <w:rPr>
+          <w:sz w:val="12"/>
+          <w:szCs w:val="12"/>
+          <w:lang w:val="ru-RU"/>
+        </w:rPr>
+        <w:t>Запрос.Выполнить</w:t>
+      </w:r>
+      <w:proofErr w:type="spellEnd"/>
+      <w:r>
+        <w:rPr>
+          <w:sz w:val="12"/>
+          <w:szCs w:val="12"/>
+          <w:lang w:val="ru-RU"/>
+        </w:rPr>
+        <w:t>();</w:t>
+      </w:r>
+      <w:r>
+        <w:rPr>
+          <w:sz w:val="12"/>
+          <w:szCs w:val="12"/>
+          <w:lang w:val="ru-RU"/>
+        </w:rPr>
+        <w:tab/>
+        <w:t>2 195</w:t>
+      </w:r>
+      <w:r>
+        <w:rPr>
+          <w:sz w:val="12"/>
+          <w:szCs w:val="12"/>
+          <w:lang w:val="ru-RU"/>
+        </w:rPr>
+        <w:tab/>
+        <w:t>3 134,216852</w:t>
+      </w:r>
+      <w:r>
+        <w:rPr>
+          <w:sz w:val="12"/>
+          <w:szCs w:val="12"/>
+          <w:lang w:val="ru-RU"/>
+        </w:rPr>
+        <w:tab/>
+        <w:t>18,09</w:t>
+      </w:r>
+    </w:p>
+    <w:p>
+      <w:pPr>
+        <w:rPr>
+          <w:sz w:val="12"/>
+          <w:szCs w:val="12"/>
+          <w:lang w:val="ru-RU"/>
+        </w:rPr>
+      </w:pPr>
+    </w:p>
+    <w:p>
+      <w:pPr>
+        <w:rPr>
+          <w:lang w:val="ru-RU"/>
+        </w:rPr>
+      </w:pPr>
+    </w:p>
+    <w:p>
+      <w:pPr>
+        <w:rPr>
+          <w:lang w:val="ru-RU"/>
+        </w:rPr>
+      </w:pPr>
+      <w:r>
+        <w:rPr>
+          <w:lang w:val="ru-RU"/>
+        </w:rPr>
+        <w:t xml:space="preserve">Документ </w:t>
+      </w:r>
+      <w:proofErr w:type="spellStart"/>
+      <w:r>
+        <w:rPr>
+          <w:lang w:val="ru-RU"/>
+        </w:rPr>
+        <w:t>УстановкаКотировокЦБ</w:t>
+      </w:r>
+      <w:proofErr w:type="spellEnd"/>
+      <w:r>
+        <w:rPr>
+          <w:lang w:val="ru-RU"/>
+        </w:rPr>
+        <w:t>, Модуль объекта</w:t>
+      </w:r>
+    </w:p>
+    <w:p>
+      <w:pPr>
+        <w:rPr>
+          <w:lang w:val="ru-RU"/>
+        </w:rPr>
+      </w:pPr>
+      <w:proofErr w:type="spellStart"/>
+      <w:r>
+        <w:rPr>
+          <w:lang w:val="ru-RU"/>
+        </w:rPr>
+        <w:t>Строа</w:t>
+      </w:r>
+      <w:proofErr w:type="spellEnd"/>
+      <w:r>
+        <w:rPr>
+          <w:lang w:val="ru-RU"/>
+        </w:rPr>
+        <w:t xml:space="preserve"> 562 – </w:t>
+      </w:r>
+      <w:r>
+        <w:rPr>
+          <w:lang w:val="ru-RU"/>
+        </w:rPr>
+        <w:t xml:space="preserve">Функция </w:t>
+      </w:r>
+      <w:proofErr w:type="spellStart"/>
+      <w:proofErr w:type="gramStart"/>
+      <w:r>
+        <w:rPr>
+          <w:lang w:val="ru-RU"/>
+        </w:rPr>
+        <w:t>ЗафиксированныеКотировкиУУ</w:t>
+      </w:r>
+      <w:proofErr w:type="spellEnd"/>
+      <w:r>
+        <w:rPr>
+          <w:lang w:val="ru-RU"/>
+        </w:rPr>
+        <w:t>(</w:t>
+      </w:r>
+      <w:proofErr w:type="spellStart"/>
+      <w:proofErr w:type="gramEnd"/>
+      <w:r>
+        <w:rPr>
+          <w:lang w:val="ru-RU"/>
+        </w:rPr>
+        <w:t>СписокЦБ</w:t>
+      </w:r>
+      <w:proofErr w:type="spellEnd"/>
+      <w:r>
+        <w:rPr>
+          <w:lang w:val="ru-RU"/>
+        </w:rPr>
+        <w:t xml:space="preserve">, </w:t>
+      </w:r>
+      <w:proofErr w:type="spellStart"/>
+      <w:r>
+        <w:rPr>
+          <w:lang w:val="ru-RU"/>
+        </w:rPr>
+        <w:t>СписокБирж</w:t>
+      </w:r>
+      <w:proofErr w:type="spellEnd"/>
+      <w:r>
+        <w:rPr>
+          <w:lang w:val="ru-RU"/>
+        </w:rPr>
+        <w:t>)</w:t>
+      </w:r>
+    </w:p>
+    <w:p>
+      <w:pPr>
+        <w:rPr>
+          <w:lang w:val="ru-RU"/>
+        </w:rPr>
+      </w:pPr>
+      <w:r>
+        <w:rPr>
+          <w:lang w:val="ru-RU"/>
+        </w:rPr>
+        <w:t xml:space="preserve">Строка 404 - </w:t>
+      </w:r>
+      <w:r>
+        <w:rPr>
+          <w:lang w:val="ru-RU"/>
+        </w:rPr>
+        <w:t xml:space="preserve">Функция </w:t>
+      </w:r>
+      <w:proofErr w:type="spellStart"/>
+      <w:proofErr w:type="gramStart"/>
+      <w:r>
+        <w:rPr>
+          <w:lang w:val="ru-RU"/>
+        </w:rPr>
+        <w:t>ЗафиксированныеКотировкиБУ</w:t>
+      </w:r>
+      <w:proofErr w:type="spellEnd"/>
+      <w:r>
+        <w:rPr>
+          <w:lang w:val="ru-RU"/>
+        </w:rPr>
+        <w:t>(</w:t>
+      </w:r>
+      <w:proofErr w:type="spellStart"/>
+      <w:proofErr w:type="gramEnd"/>
+      <w:r>
+        <w:rPr>
+          <w:lang w:val="ru-RU"/>
+        </w:rPr>
+        <w:t>СписокЦБ</w:t>
+      </w:r>
+      <w:proofErr w:type="spellEnd"/>
+      <w:r>
+        <w:rPr>
+          <w:lang w:val="ru-RU"/>
+        </w:rPr>
+        <w:t xml:space="preserve">, </w:t>
+      </w:r>
+      <w:proofErr w:type="spellStart"/>
+      <w:r>
+        <w:rPr>
+          <w:lang w:val="ru-RU"/>
+        </w:rPr>
+        <w:t>СписокБирж</w:t>
+      </w:r>
+      <w:proofErr w:type="spellEnd"/>
+      <w:r>
+        <w:rPr>
+          <w:lang w:val="ru-RU"/>
+        </w:rPr>
+        <w:t>)</w:t>
+      </w:r>
+    </w:p>
+    <w:p>
+      <w:pPr>
+        <w:rPr>
+          <w:lang w:val="ru-RU"/>
+        </w:rPr>
+      </w:pPr>
+    </w:p>
+    <w:p>
+      <w:pPr>
+        <w:rPr>
+          <w:lang w:val="ru-RU"/>
+        </w:rPr>
+      </w:pPr>
+    </w:p>
+    <w:p>
+      <w:pPr>
+        <w:pBdr>
+          <w:top w:val="double" w:sz="6" w:space="1" w:color="auto"/>
+          <w:bottom w:val="double" w:sz="6" w:space="1" w:color="auto"/>
+        </w:pBdr>
+        <w:rPr>
+          <w:lang w:val="ru-RU"/>
+        </w:rPr>
+      </w:pPr>
+      <w:r>
+        <w:rPr>
+          <w:lang w:val="ru-RU"/>
+        </w:rPr>
+        <w:t xml:space="preserve">Тестируем на </w:t>
+      </w:r>
+      <w:r>
+        <w:rPr>
+          <w:lang w:val="ru-RU"/>
+        </w:rPr>
+        <w:t>ДУ 1236 (Власов В.В.)</w:t>
+      </w:r>
+    </w:p>
+    <w:p>
+      <w:pPr>
+        <w:rPr>
+          <w:lang w:val="ru-RU"/>
+        </w:rPr>
+      </w:pPr>
+    </w:p>
+    <w:p>
+      <w:pPr>
+        <w:rPr>
+          <w:lang w:val="ru-RU"/>
+        </w:rPr>
+      </w:pPr>
+      <w:r>
+        <w:rPr>
+          <w:highlight w:val="cyan"/>
+          <w:lang w:val="ru-RU"/>
+        </w:rPr>
+        <w:t>Проверка паралельности: Выберем 3 ДУ, соответственно</w:t>
+      </w:r>
+      <w:r>
+        <w:rPr>
+          <w:highlight w:val="cyan"/>
+          <w:lang w:val="ru-RU"/>
+        </w:rPr>
+        <w:t xml:space="preserve"> в отладчике должно быть 1 окно – тонкий клиент, 1 окно – фоновое основные задание, 3 окна – отдельные фоны по каждому из 3х договоров</w:t>
+      </w:r>
+    </w:p>
+    <w:p>
+      <w:pPr>
+        <w:rPr>
+          <w:lang w:val="ru-RU"/>
+        </w:rPr>
+      </w:pPr>
+      <w:r>
+        <w:rPr>
+          <w:lang w:val="ru-RU"/>
+        </w:rPr>
+        <w:t>ДУ 2100 (</w:t>
+      </w:r>
+      <w:proofErr w:type="spellStart"/>
+      <w:proofErr w:type="gramStart"/>
+      <w:r>
+        <w:rPr>
+          <w:lang w:val="ru-RU"/>
+        </w:rPr>
+        <w:t>Дарбинян</w:t>
+      </w:r>
+      <w:proofErr w:type="spellEnd"/>
+      <w:r>
+        <w:rPr>
+          <w:lang w:val="ru-RU"/>
+        </w:rPr>
+        <w:t xml:space="preserve">  А.А.</w:t>
+      </w:r>
+      <w:proofErr w:type="gramEnd"/>
+      <w:r>
+        <w:rPr>
+          <w:lang w:val="ru-RU"/>
+        </w:rPr>
+        <w:t>)</w:t>
+      </w:r>
+    </w:p>
+    <w:p>
+      <w:pPr>
+        <w:rPr>
+          <w:lang w:val="ru-RU"/>
+        </w:rPr>
+      </w:pPr>
+      <w:r>
+        <w:rPr>
+          <w:lang w:val="ru-RU"/>
+        </w:rPr>
+        <w:t>ДУ 1230 (</w:t>
+      </w:r>
+      <w:proofErr w:type="spellStart"/>
+      <w:proofErr w:type="gramStart"/>
+      <w:r>
+        <w:rPr>
+          <w:lang w:val="ru-RU"/>
+        </w:rPr>
+        <w:t>Гуслистый</w:t>
+      </w:r>
+      <w:proofErr w:type="spellEnd"/>
+      <w:r>
+        <w:rPr>
+          <w:lang w:val="ru-RU"/>
+        </w:rPr>
+        <w:t xml:space="preserve">  Н.Н.</w:t>
+      </w:r>
+      <w:proofErr w:type="gramEnd"/>
+      <w:r>
+        <w:rPr>
+          <w:lang w:val="ru-RU"/>
+        </w:rPr>
+        <w:t>)</w:t>
+      </w:r>
+    </w:p>
+    <w:p>
+      <w:pPr>
+        <w:rPr>
+          <w:lang w:val="ru-RU"/>
+        </w:rPr>
+      </w:pPr>
+      <w:r>
+        <w:rPr>
+          <w:lang w:val="ru-RU"/>
+        </w:rPr>
+        <w:t>ДУ 1236 (Власов В.В.)</w:t>
+      </w:r>
+    </w:p>
+    <w:p>
+      <w:pPr>
+        <w:rPr>
+          <w:lang w:val="ru-RU"/>
+        </w:rPr>
+      </w:pPr>
+      <w:r>
+        <w:rPr>
+          <w:lang w:val="ru-RU"/>
+        </w:rPr>
+        <w:drawing>
+          <wp:inline distT="0" distB="0" distL="0" distR="0" wp14:anchorId="3BE2670A" wp14:editId="14BB3D9E">
+            <wp:extent cx="6152515" cy="2007235"/>
+            <wp:effectExtent l="0" t="0" r="635" b="0"/>
+            <wp:docPr id="4" name="Picture 4"/>
+            <wp:cNvGraphicFramePr>
+              <a:graphicFrameLocks xmlns:a="http://schemas.openxmlformats.org/drawingml/2006/main" noChangeAspect="1"/>
+            </wp:cNvGraphicFramePr>
+            <a:graphic xmlns:a="http://schemas.openxmlformats.org/drawingml/2006/main">
+              <a:graphicData uri="http://schemas.openxmlformats.org/drawingml/2006/picture">
+                <pic:pic xmlns:pic="http://schemas.openxmlformats.org/drawingml/2006/picture">
+                  <pic:nvPicPr>
+                    <pic:cNvPr id="1" name=""/>
+                    <pic:cNvPicPr/>
+                  </pic:nvPicPr>
+                  <pic:blipFill>
+                    <a:blip r:embed="rId7"/>
+                    <a:stretch>
+                      <a:fillRect/>
+                    </a:stretch>
+                  </pic:blipFill>
+                  <pic:spPr>
+                    <a:xfrm>
+                      <a:off x="0" y="0"/>
+                      <a:ext cx="6152515" cy="2007235"/>
+                    </a:xfrm>
+                    <a:prstGeom prst="rect">
+                      <a:avLst/>
+                    </a:prstGeom>
+                  </pic:spPr>
+                </pic:pic>
+              </a:graphicData>
+            </a:graphic>
+          </wp:inline>
+        </w:drawing>
+      </w:r>
+    </w:p>
+    <w:p>
+      <w:pPr>
+        <w:rPr>
+          <w:lang w:val="ru-RU"/>
+        </w:rPr>
+      </w:pPr>
+    </w:p>
+    <w:p>
+      <w:pPr>
+        <w:rPr>
+          <w:lang w:val="ru-RU"/>
+        </w:rPr>
+      </w:pPr>
+      <w:r>
+        <w:rPr>
+          <w:lang w:val="ru-RU"/>
+        </w:rPr>
+        <w:t>Результат:</w:t>
+      </w:r>
+    </w:p>
+    <w:p>
+      <w:pPr>
+        <w:rPr>
+          <w:lang w:val="ru-RU"/>
+        </w:rPr>
+      </w:pPr>
+      <w:r>
+        <w:rPr>
+          <w:lang w:val="ru-RU"/>
+        </w:rPr>
+        <w:lastRenderedPageBreak/>
+        <w:drawing>
+          <wp:inline distT="0" distB="0" distL="0" distR="0" wp14:anchorId="12AA6F24" wp14:editId="575950D7">
+            <wp:extent cx="6152515" cy="2882265"/>
+            <wp:effectExtent l="0" t="0" r="635" b="0"/>
+            <wp:docPr id="5" name="Picture 5"/>
+            <wp:cNvGraphicFramePr>
+              <a:graphicFrameLocks xmlns:a="http://schemas.openxmlformats.org/drawingml/2006/main" noChangeAspect="1"/>
+            </wp:cNvGraphicFramePr>
+            <a:graphic xmlns:a="http://schemas.openxmlformats.org/drawingml/2006/main">
+              <a:graphicData uri="http://schemas.openxmlformats.org/drawingml/2006/picture">
+                <pic:pic xmlns:pic="http://schemas.openxmlformats.org/drawingml/2006/picture">
+                  <pic:nvPicPr>
+                    <pic:cNvPr id="1" name=""/>
+                    <pic:cNvPicPr/>
+                  </pic:nvPicPr>
+                  <pic:blipFill>
+                    <a:blip r:embed="rId8"/>
+                    <a:stretch>
+                      <a:fillRect/>
+                    </a:stretch>
+                  </pic:blipFill>
+                  <pic:spPr>
+                    <a:xfrm>
+                      <a:off x="0" y="0"/>
+                      <a:ext cx="6152515" cy="2882265"/>
+                    </a:xfrm>
+                    <a:prstGeom prst="rect">
+                      <a:avLst/>
+                    </a:prstGeom>
+                  </pic:spPr>
+                </pic:pic>
+              </a:graphicData>
+            </a:graphic>
+          </wp:inline>
+        </w:drawing>
+      </w:r>
+    </w:p>
+    <w:p>
+      <w:pPr>
+        <w:rPr>
+          <w:lang w:val="ru-RU"/>
+        </w:rPr>
+      </w:pPr>
+      <w:proofErr w:type="gramStart"/>
+      <w:r>
+        <w:rPr>
+          <w:lang w:val="ru-RU"/>
+        </w:rPr>
+        <w:t>Видно</w:t>
+      </w:r>
+      <w:proofErr w:type="gramEnd"/>
+      <w:r>
+        <w:rPr>
+          <w:lang w:val="ru-RU"/>
+        </w:rPr>
+        <w:t xml:space="preserve"> что фоновые задания работают корректно.</w:t>
+      </w:r>
+    </w:p>
+    <w:p>
+      <w:pPr>
+        <w:rPr>
+          <w:lang w:val="ru-RU"/>
+        </w:rPr>
+      </w:pPr>
+    </w:p>
+    <w:p>
+      <w:pPr>
+        <w:rPr>
+          <w:lang w:val="ru-RU"/>
+        </w:rPr>
+      </w:pPr>
+    </w:p>
+    <w:p>
+      <w:pPr>
+        <w:rPr>
+          <w:lang w:val="ru-RU"/>
+        </w:rPr>
+      </w:pPr>
+    </w:p>
+    <w:p>
+      <w:pPr>
+        <w:rPr>
+          <w:lang w:val="ru-RU"/>
+        </w:rPr>
+      </w:pPr>
+      <w:r>
+        <w:rPr>
+          <w:lang w:val="ru-RU"/>
+        </w:rPr>
+        <w:t xml:space="preserve">Также </w:t>
+      </w:r>
+      <w:proofErr w:type="gramStart"/>
+      <w:r>
+        <w:rPr>
+          <w:lang w:val="ru-RU"/>
+        </w:rPr>
+        <w:t>видно</w:t>
+      </w:r>
+      <w:proofErr w:type="gramEnd"/>
+      <w:r>
+        <w:rPr>
+          <w:lang w:val="ru-RU"/>
+        </w:rPr>
+        <w:t xml:space="preserve"> что ускорение методом </w:t>
+      </w:r>
+    </w:p>
+    <w:p>
+      <w:pPr>
+        <w:rPr>
+          <w:lang w:val="ru-RU"/>
+        </w:rPr>
+      </w:pPr>
+      <w:r>
+        <w:rPr>
+          <w:lang w:val="ru-RU"/>
+        </w:rPr>
+        <w:t>«</w:t>
+      </w:r>
+      <w:r>
+        <w:rPr>
+          <w:lang w:val="ru-RU"/>
+        </w:rPr>
+        <w:t xml:space="preserve">внутреннее соединение </w:t>
+      </w:r>
+      <w:proofErr w:type="spellStart"/>
+      <w:r>
+        <w:rPr>
+          <w:lang w:val="ru-RU"/>
+        </w:rPr>
+        <w:t>втАктивы</w:t>
+      </w:r>
+      <w:proofErr w:type="spellEnd"/>
+      <w:r>
+        <w:rPr>
+          <w:lang w:val="ru-RU"/>
+        </w:rPr>
+        <w:t xml:space="preserve"> КАК </w:t>
+      </w:r>
+      <w:proofErr w:type="spellStart"/>
+      <w:r>
+        <w:rPr>
+          <w:lang w:val="ru-RU"/>
+        </w:rPr>
+        <w:t>втАктивы</w:t>
+      </w:r>
+      <w:proofErr w:type="spellEnd"/>
+      <w:r>
+        <w:rPr>
+          <w:lang w:val="ru-RU"/>
+        </w:rPr>
+        <w:t xml:space="preserve"> ПО </w:t>
+      </w:r>
+      <w:proofErr w:type="spellStart"/>
+      <w:r>
+        <w:rPr>
+          <w:lang w:val="ru-RU"/>
+        </w:rPr>
+        <w:t>Котировки.Актив</w:t>
+      </w:r>
+      <w:proofErr w:type="spellEnd"/>
+      <w:r>
+        <w:rPr>
+          <w:lang w:val="ru-RU"/>
+        </w:rPr>
+        <w:t xml:space="preserve"> = </w:t>
+      </w:r>
+      <w:proofErr w:type="spellStart"/>
+      <w:r>
+        <w:rPr>
+          <w:lang w:val="ru-RU"/>
+        </w:rPr>
+        <w:t>втАктивы.Актив</w:t>
+      </w:r>
+      <w:proofErr w:type="spellEnd"/>
+      <w:r>
+        <w:rPr>
+          <w:lang w:val="ru-RU"/>
+        </w:rPr>
+        <w:t>»</w:t>
+      </w:r>
+    </w:p>
+    <w:p>
+      <w:pPr>
+        <w:rPr>
+          <w:lang w:val="ru-RU"/>
+        </w:rPr>
+      </w:pPr>
+      <w:r>
+        <w:rPr>
+          <w:lang w:val="ru-RU"/>
+        </w:rPr>
+        <w:t>Работает в 2 раза быстрее</w:t>
+      </w:r>
+    </w:p>
+    <w:p>
+      <w:pPr>
+        <w:rPr>
+          <w:lang w:val="ru-RU"/>
+        </w:rPr>
+      </w:pPr>
+      <w:r>
+        <w:rPr>
+          <w:lang w:val="ru-RU"/>
+        </w:rPr>
+        <w:drawing>
+          <wp:inline distT="0" distB="0" distL="0" distR="0" wp14:anchorId="6BF0F883" wp14:editId="07E24CB1">
+            <wp:extent cx="6152515" cy="3409950"/>
+            <wp:effectExtent l="0" t="0" r="635" b="0"/>
+            <wp:docPr id="6" name="Picture 6"/>
+            <wp:cNvGraphicFramePr>
+              <a:graphicFrameLocks xmlns:a="http://schemas.openxmlformats.org/drawingml/2006/main" noChangeAspect="1"/>
+            </wp:cNvGraphicFramePr>
+            <a:graphic xmlns:a="http://schemas.openxmlformats.org/drawingml/2006/main">
+              <a:graphicData uri="http://schemas.openxmlformats.org/drawingml/2006/picture">
+                <pic:pic xmlns:pic="http://schemas.openxmlformats.org/drawingml/2006/picture">
+                  <pic:nvPicPr>
+                    <pic:cNvPr id="1" name=""/>
+                    <pic:cNvPicPr/>
+                  </pic:nvPicPr>
+                  <pic:blipFill>
+                    <a:blip r:embed="rId9"/>
+                    <a:stretch>
+                      <a:fillRect/>
+                    </a:stretch>
+                  </pic:blipFill>
+                  <pic:spPr>
+                    <a:xfrm>
+                      <a:off x="0" y="0"/>
+                      <a:ext cx="6152515" cy="3409950"/>
+                    </a:xfrm>
+                    <a:prstGeom prst="rect">
+                      <a:avLst/>
+                    </a:prstGeom>
+                  </pic:spPr>
+                </pic:pic>
+              </a:graphicData>
+            </a:graphic>
+          </wp:inline>
+        </w:drawing>
+      </w:r>
       <w:bookmarkStart w:id="0" w:name="_GoBack"/>
       <w:bookmarkEnd w:id="0"/>
     </w:p>
